--- a/3- Test Plans/Automation Test Plan.docx
+++ b/3- Test Plans/Automation Test Plan.docx
@@ -71,7 +71,7 @@
                   </pic:nvPicPr>
                   <pic:blipFill>
                     <a:blip r:embed="rId6"/>
-                    <a:srcRect b="23583" l="6522" r="7246" t="16982"/>
+                    <a:srcRect b="23584" l="6522" r="7246" t="16982"/>
                     <a:stretch>
                       <a:fillRect/>
                     </a:stretch>
@@ -237,7 +237,7 @@
                   </pic:nvPicPr>
                   <pic:blipFill>
                     <a:blip r:embed="rId6"/>
-                    <a:srcRect b="23583" l="6522" r="7246" t="16982"/>
+                    <a:srcRect b="23584" l="6522" r="7246" t="16982"/>
                     <a:stretch>
                       <a:fillRect/>
                     </a:stretch>
